--- a/Paladin_Compliance_2.11_Data_Exposure_Pathways_Propagation_Chains_and_Cross_System_Governance_Risk.docx
+++ b/Paladin_Compliance_2.11_Data_Exposure_Pathways_Propagation_Chains_and_Cross_System_Governance_Risk.docx
@@ -1756,7 +1756,7 @@
           <w:color w:val="1F2937"/>
           <w:sz w:val="20"/>
         </w:rPr>
-        <w:t>A propagation chain is the sequence of movements through which operational information changes location, format, audience, persistence, or decision role. A chain may begin as legitimate workflow support and later become governance exposure when the same information is copied into shared artifacts, summarized for management, indexed by AI tools, exported for analysis, or reused in assurance materials. The governance issue is not only where data resides; it is what institutional function the propagated artifact begins to perform.</w:t>
+        <w:t>A propagation chain is the sequence of movements through which operational information changes location, format, audience, persistence, or decision role. A chain may begin as legitimate workflow support and later become governance exposure when the same information is copied into shared artifacts, summarized for management, indexed by AI tools, exported for analysis, or reused in confidence materials. The governance issue is not only where data resides; it is what institutional function the propagated artifact begins to perform.</w:t>
       </w:r>
     </w:p>
     <w:p>
@@ -3059,7 +3059,7 @@
                 <w:color w:val="1F2937"/>
                 <w:sz w:val="16"/>
               </w:rPr>
-              <w:t>Summary can become assurance signal without evidence review.</w:t>
+              <w:t>Summary can become confidence signal without evidence review.</w:t>
             </w:r>
           </w:p>
         </w:tc>
@@ -3420,7 +3420,7 @@
                 <w:color w:val="1F2937"/>
                 <w:sz w:val="16"/>
               </w:rPr>
-              <w:t>Audience infers assurance beyond supported evidence.</w:t>
+              <w:t>Audience infers confidence beyond supported evidence.</w:t>
             </w:r>
           </w:p>
         </w:tc>
@@ -4197,7 +4197,7 @@
                 <w:color w:val="1F2937"/>
                 <w:sz w:val="16"/>
               </w:rPr>
-              <w:t>Operational material becomes basis for assurance, customer response, or governance position.</w:t>
+              <w:t>Operational material becomes basis for confidence, customer response, or governance position.</w:t>
             </w:r>
           </w:p>
         </w:tc>
@@ -5450,7 +5450,7 @@
                 <w:color w:val="1F2937"/>
                 <w:sz w:val="16"/>
               </w:rPr>
-              <w:t>Downstream audience relies on propagated artifact as status, assurance, or decision support.</w:t>
+              <w:t>Downstream audience relies on propagated artifact as status, confidence, or decision support.</w:t>
             </w:r>
           </w:p>
         </w:tc>
@@ -8092,7 +8092,7 @@
                 <w:color w:val="1F2937"/>
                 <w:sz w:val="16"/>
               </w:rPr>
-              <w:t>Internal report, metric, or narrative is reused for customer, partner, or executive assurance.</w:t>
+              <w:t>Internal report, metric, or narrative is reused for customer, partner, or executive confidence.</w:t>
             </w:r>
           </w:p>
         </w:tc>
@@ -9085,7 +9085,7 @@
                 <w:color w:val="1F2937"/>
                 <w:sz w:val="16"/>
               </w:rPr>
-              <w:t>Internal artifacts quietly become assurance signals.</w:t>
+              <w:t>Internal artifacts quietly become confidence signals.</w:t>
             </w:r>
           </w:p>
         </w:tc>
@@ -9862,7 +9862,7 @@
                 <w:color w:val="1F2937"/>
                 <w:sz w:val="16"/>
               </w:rPr>
-              <w:t>The artifact's role in approval, prioritization, escalation, assurance, or closure is documented.</w:t>
+              <w:t>The artifact's role in approval, prioritization, escalation, confidence, or closure is documented.</w:t>
             </w:r>
           </w:p>
         </w:tc>
@@ -13581,7 +13581,7 @@
           <w:color w:val="1F2937"/>
           <w:sz w:val="20"/>
         </w:rPr>
-        <w:t>AI-assisted propagation shall remain bounded by minimum necessary context, source-to-output lineage, reviewer disposition, output labeling, transformation visibility, and downstream use restriction. Generated summaries, classifications, scores, drafts, extracted fields, or retrieved context shall not silently become evidence, assurance, external representation, or decision authority without review appropriate to consequence and reliance.</w:t>
+        <w:t>AI-assisted propagation shall remain bounded by minimum necessary context, source-to-output lineage, reviewer disposition, output labeling, transformation visibility, and downstream use restriction. Generated summaries, classifications, scores, drafts, extracted fields, or retrieved context shall not silently become evidence, confidence, external representation, or decision authority without review appropriate to consequence and reliance.</w:t>
       </w:r>
     </w:p>
     <w:p>
